--- a/Agricultural_Supply_Chain_Tracker_5k_Reorganized.docx
+++ b/Agricultural_Supply_Chain_Tracker_5k_Reorganized.docx
@@ -522,7 +522,7 @@
         <w:pStyle w:val="FirstParagraph"/>
       </w:pPr>
       <w:r>
-        <w:t xml:space="preserve">The following qualities connect stakeholder needs to measurable architecture tests. Scenarios are tests to perform, not claims that a production implementation has passed them.</w:t>
+        <w:t xml:space="preserve">The following qualities connect stakeholder needs to measurable architecture tests.</w:t>
       </w:r>
     </w:p>
     <w:tbl>
@@ -2090,9 +2090,11 @@
       <w:r>
         <w:t xml:space="preserve">In a cold-chain excursion, a participant’s device/system collects readings and alarms locally; a profile-required windowed summary, unit, provenance and commitment accompany an EPCIS event. Devices are organisation delegations, not independent platform identities. Uploading raw telemetry or making the platform the primary alarm path would turn traceability into time-series operations.</w:t>
       </w:r>
-      <w:r>
-        <w:t xml:space="preserve"> </w:t>
-      </w:r>
+    </w:p>
+    <w:p>
+      <w:pPr>
+        <w:pStyle w:val="BodyText"/>
+      </w:pPr>
       <w:r>
         <w:rPr>
           <w:b/>
@@ -2810,6 +2812,304 @@
     </w:p>
     <w:p>
       <w:pPr>
+        <w:pStyle w:val="BodyText"/>
+      </w:pPr>
+      <w:r>
+        <w:t xml:space="preserve">The component view also carries the conceptual model: each component owns one entity, and the logical attributes are the ones the code view persists.</w:t>
+      </w:r>
+    </w:p>
+    <w:tbl>
+      <w:tblPr>
+        <w:tblStyle w:val="Table"/>
+        <w:tblW w:type="pct" w:w="5000"/>
+        <w:tblLayout w:type="fixed"/>
+        <w:tblLook w:firstRow="1" w:lastRow="0" w:firstColumn="0" w:lastColumn="0" w:noHBand="0" w:noVBand="0" w:val="0020"/>
+      </w:tblPr>
+      <w:tblGrid>
+        <w:gridCol w:w="2640"/>
+        <w:gridCol w:w="2640"/>
+        <w:gridCol w:w="2640"/>
+      </w:tblGrid>
+      <w:tr>
+        <w:trPr>
+          <w:tblHeader w:val="on"/>
+        </w:trPr>
+        <w:tc>
+          <w:tcPr/>
+          <w:p>
+            <w:pPr>
+              <w:pStyle w:val="Compact"/>
+            </w:pPr>
+            <w:r>
+              <w:t xml:space="preserve">Component</w:t>
+            </w:r>
+          </w:p>
+        </w:tc>
+        <w:tc>
+          <w:tcPr/>
+          <w:p>
+            <w:pPr>
+              <w:pStyle w:val="Compact"/>
+            </w:pPr>
+            <w:r>
+              <w:t xml:space="preserve">Owns</w:t>
+            </w:r>
+          </w:p>
+        </w:tc>
+        <w:tc>
+          <w:tcPr/>
+          <w:p>
+            <w:pPr>
+              <w:pStyle w:val="Compact"/>
+            </w:pPr>
+            <w:r>
+              <w:t xml:space="preserve">Key logical attributes</w:t>
+            </w:r>
+          </w:p>
+        </w:tc>
+      </w:tr>
+      <w:tr>
+        <w:tc>
+          <w:tcPr/>
+          <w:p>
+            <w:pPr>
+              <w:pStyle w:val="Compact"/>
+            </w:pPr>
+            <w:r>
+              <w:t xml:space="preserve">Capture API, validators, state machine</w:t>
+            </w:r>
+          </w:p>
+        </w:tc>
+        <w:tc>
+          <w:tcPr/>
+          <w:p>
+            <w:pPr>
+              <w:pStyle w:val="Compact"/>
+            </w:pPr>
+            <w:r>
+              <w:t xml:space="preserve">Submission</w:t>
+            </w:r>
+          </w:p>
+        </w:tc>
+        <w:tc>
+          <w:tcPr/>
+          <w:p>
+            <w:pPr>
+              <w:pStyle w:val="Compact"/>
+            </w:pPr>
+            <w:r>
+              <w:rPr>
+                <w:rStyle w:val="VerbatimChar"/>
+              </w:rPr>
+              <w:t xml:space="preserve">captureRecordId</w:t>
+            </w:r>
+            <w:r>
+              <w:t xml:space="preserve">,</w:t>
+            </w:r>
+            <w:r>
+              <w:t xml:space="preserve"> </w:t>
+            </w:r>
+            <w:r>
+              <w:rPr>
+                <w:rStyle w:val="VerbatimChar"/>
+              </w:rPr>
+              <w:t xml:space="preserve">profileVersion</w:t>
+            </w:r>
+            <w:r>
+              <w:t xml:space="preserve">,</w:t>
+            </w:r>
+            <w:r>
+              <w:t xml:space="preserve"> </w:t>
+            </w:r>
+            <w:r>
+              <w:rPr>
+                <w:rStyle w:val="VerbatimChar"/>
+              </w:rPr>
+              <w:t xml:space="preserve">signerOrganisationId</w:t>
+            </w:r>
+            <w:r>
+              <w:t xml:space="preserve">, lifecycle state</w:t>
+            </w:r>
+          </w:p>
+        </w:tc>
+      </w:tr>
+      <w:tr>
+        <w:tc>
+          <w:tcPr/>
+          <w:p>
+            <w:pPr>
+              <w:pStyle w:val="Compact"/>
+            </w:pPr>
+            <w:r>
+              <w:t xml:space="preserve">Confirmed Event Store</w:t>
+            </w:r>
+          </w:p>
+        </w:tc>
+        <w:tc>
+          <w:tcPr/>
+          <w:p>
+            <w:pPr>
+              <w:pStyle w:val="Compact"/>
+            </w:pPr>
+            <w:r>
+              <w:t xml:space="preserve">Canonical event</w:t>
+            </w:r>
+          </w:p>
+        </w:tc>
+        <w:tc>
+          <w:tcPr/>
+          <w:p>
+            <w:pPr>
+              <w:pStyle w:val="Compact"/>
+            </w:pPr>
+            <w:r>
+              <w:rPr>
+                <w:rStyle w:val="VerbatimChar"/>
+              </w:rPr>
+              <w:t xml:space="preserve">payload</w:t>
+            </w:r>
+            <w:r>
+              <w:t xml:space="preserve">,</w:t>
+            </w:r>
+            <w:r>
+              <w:t xml:space="preserve"> </w:t>
+            </w:r>
+            <w:r>
+              <w:rPr>
+                <w:rStyle w:val="VerbatimChar"/>
+              </w:rPr>
+              <w:t xml:space="preserve">eventTime</w:t>
+            </w:r>
+            <w:r>
+              <w:t xml:space="preserve">,</w:t>
+            </w:r>
+            <w:r>
+              <w:t xml:space="preserve"> </w:t>
+            </w:r>
+            <w:r>
+              <w:rPr>
+                <w:rStyle w:val="VerbatimChar"/>
+              </w:rPr>
+              <w:t xml:space="preserve">canonicalPayloadDigest</w:t>
+            </w:r>
+          </w:p>
+        </w:tc>
+      </w:tr>
+      <w:tr>
+        <w:tc>
+          <w:tcPr/>
+          <w:p>
+            <w:pPr>
+              <w:pStyle w:val="Compact"/>
+            </w:pPr>
+            <w:r>
+              <w:t xml:space="preserve">Archive/Anchor Orchestrator</w:t>
+            </w:r>
+          </w:p>
+        </w:tc>
+        <w:tc>
+          <w:tcPr/>
+          <w:p>
+            <w:pPr>
+              <w:pStyle w:val="Compact"/>
+            </w:pPr>
+            <w:r>
+              <w:t xml:space="preserve">Acknowledgement, leaf, batch</w:t>
+            </w:r>
+          </w:p>
+        </w:tc>
+        <w:tc>
+          <w:tcPr/>
+          <w:p>
+            <w:pPr>
+              <w:pStyle w:val="Compact"/>
+            </w:pPr>
+            <w:r>
+              <w:rPr>
+                <w:rStyle w:val="VerbatimChar"/>
+              </w:rPr>
+              <w:t xml:space="preserve">ArchiveAckDigest</w:t>
+            </w:r>
+            <w:r>
+              <w:t xml:space="preserve">,</w:t>
+            </w:r>
+            <w:r>
+              <w:t xml:space="preserve"> </w:t>
+            </w:r>
+            <w:r>
+              <w:rPr>
+                <w:rStyle w:val="VerbatimChar"/>
+              </w:rPr>
+              <w:t xml:space="preserve">merkleLeafIndex</w:t>
+            </w:r>
+            <w:r>
+              <w:t xml:space="preserve">,</w:t>
+            </w:r>
+            <w:r>
+              <w:t xml:space="preserve"> </w:t>
+            </w:r>
+            <w:r>
+              <w:rPr>
+                <w:rStyle w:val="VerbatimChar"/>
+              </w:rPr>
+              <w:t xml:space="preserve">batchId</w:t>
+            </w:r>
+            <w:r>
+              <w:t xml:space="preserve">, batch root</w:t>
+            </w:r>
+          </w:p>
+        </w:tc>
+      </w:tr>
+      <w:tr>
+        <w:tc>
+          <w:tcPr/>
+          <w:p>
+            <w:pPr>
+              <w:pStyle w:val="Compact"/>
+            </w:pPr>
+            <w:r>
+              <w:t xml:space="preserve">Evidence Graph Builder</w:t>
+            </w:r>
+          </w:p>
+        </w:tc>
+        <w:tc>
+          <w:tcPr/>
+          <w:p>
+            <w:pPr>
+              <w:pStyle w:val="Compact"/>
+            </w:pPr>
+            <w:r>
+              <w:t xml:space="preserve">Derived edge</w:t>
+            </w:r>
+          </w:p>
+        </w:tc>
+        <w:tc>
+          <w:tcPr/>
+          <w:p>
+            <w:pPr>
+              <w:pStyle w:val="Compact"/>
+            </w:pPr>
+            <w:r>
+              <w:t xml:space="preserve">source and target identifiers,</w:t>
+            </w:r>
+            <w:r>
+              <w:t xml:space="preserve"> </w:t>
+            </w:r>
+            <w:r>
+              <w:rPr>
+                <w:rStyle w:val="VerbatimChar"/>
+              </w:rPr>
+              <w:t xml:space="preserve">edgeDerivationVersion</w:t>
+            </w:r>
+            <w:r>
+              <w:t xml:space="preserve">, watermark</w:t>
+            </w:r>
+          </w:p>
+        </w:tc>
+      </w:tr>
+    </w:tbl>
+    <w:p>
+      <w:pPr>
         <w:pStyle w:val="CaptionedFigure"/>
       </w:pPr>
       <w:r>
@@ -3777,7 +4077,7 @@
         <w:pStyle w:val="BodyText"/>
       </w:pPr>
       <w:r>
-        <w:t xml:space="preserve">No warehouse or data lake is warranted at 10,000 events/day: materialised insights meet the initial use cases without duplicating private content or adding another consistency boundary. A new region requires a separate deployment/governance decision; a new product profile should not require rewriting the canonical event model. These choices address DM-1–6 without implying the platform can verify the physical truth of an event.</w:t>
+        <w:t xml:space="preserve">No warehouse or data lake is warranted at 10,000 events/day: materialised insights meet the initial use cases without duplicating private content or adding another consistency boundary. The projection workers are the only ELT step — canonical events in, versioned marts out — so nothing downstream becomes a second source of truth. A new region requires a separate deployment and governance decision; a new product profile should not require rewriting the canonical event model. These choices address DM-1–6 without implying the platform can verify the physical truth of an event.</w:t>
       </w:r>
     </w:p>
     <w:bookmarkEnd w:id="49"/>
@@ -3945,7 +4245,7 @@
         <w:pStyle w:val="BodyText"/>
       </w:pPr>
       <w:r>
-        <w:t xml:space="preserve">The reference placement is a Sydney primary with Melbourne recovery copies, a managed PostgreSQL writer and reader with point-in-time recovery, an outbound-only single relayer with its wallet in KMS, object storage for the archive, and CDN delivery for public snapshots. The reference chain is Ethereum mainnet under a non-upgradeable anchoring contract, with a thirty-minute batch window and two epochs of finality. Active-active writes, self-run validators and a dedicated warehouse are not justified at pilot scale.</w:t>
+        <w:t xml:space="preserve">The reference placement is a Sydney primary with Melbourne recovery copies, a managed PostgreSQL writer and reader with point-in-time recovery, an outbound-only single relayer with its wallet in KMS, object storage for the archive, and CDN delivery for public snapshots. The reference chain is Ethereum mainnet under a non-upgradeable anchoring contract, which also fixes the batch window and the confirmation depth at which a root becomes final. Active-active writes, self-run validators and a dedicated warehouse are not justified at pilot scale.</w:t>
       </w:r>
     </w:p>
     <w:p>
